--- a/zaini_case_audit_output/outputs/word/documents/142_تفاصيل الشكوى.docx
+++ b/zaini_case_audit_output/outputs/word/documents/142_تفاصيل الشكوى.docx
@@ -78,7 +78,7 @@
           <w:b w:val="0"/>
           <w:i w:val="0"/>
         </w:rPr>
-        <w:t>ءاضقلل ىلعألا سلجملا :. ةينورتكلإلا ىوكشلا ةمدخ</w:t>
+        <w:t>خدمة الشكوى الإلكترونية :. المجلس الأعلى للقضاء</w:t>
       </w:r>
     </w:p>
     <w:p>
@@ -727,7 +727,7 @@
         <w:br/>
         <w:t>&lt;https://complaints.scj.gov.sa/crequest/profile&gt;</w:t>
         <w:br/>
-        <w:t>&lt;contact#https://www.scj.gov.sa/&gt;</w:t>
+        <w:t>&lt;https://www.scj.gov.sa/#contact&gt;</w:t>
         <w:br/>
         <w:t>&lt;https://complaints.scj.gov.sa/account/logoff&gt;</w:t>
         <w:br/>
@@ -743,7 +743,7 @@
         <w:br/>
         <w:t>&lt;https://complaints.scj.gov.sa/crequest/profile&gt;</w:t>
         <w:br/>
-        <w:t>&lt;contact#https://www.scj.gov.sa/&gt;</w:t>
+        <w:t>&lt;https://www.scj.gov.sa/#contact&gt;</w:t>
         <w:br/>
         <w:t>&lt;https://complaints.scj.gov.sa/account/logoff&gt;</w:t>
       </w:r>

--- a/zaini_case_audit_output/outputs/word/documents/142_تفاصيل الشكوى.docx
+++ b/zaini_case_audit_output/outputs/word/documents/142_تفاصيل الشكوى.docx
@@ -78,7 +78,7 @@
           <w:b w:val="0"/>
           <w:i w:val="0"/>
         </w:rPr>
-        <w:t>خدمة الشكوى الإلكترونية :. المجلس الأعلى للقضاء</w:t>
+        <w:t>ءاضقلل ىلعألا سلجملا :. ةينورتكلإلا ىوكشلا ةمدخ</w:t>
       </w:r>
     </w:p>
     <w:p>
@@ -91,7 +91,7 @@
           <w:b w:val="0"/>
           <w:i w:val="0"/>
         </w:rPr>
-        <w:t>مرحبا أسامه بن احمد بن عباس زيين اإللكرتونية</w:t>
+        <w:t>ةينوتركللإا نييز سابع نب دمحا نب هماسأ ابحرم</w:t>
       </w:r>
     </w:p>
     <w:p>
@@ -117,7 +117,7 @@
           <w:b w:val="0"/>
           <w:i w:val="0"/>
         </w:rPr>
-        <w:t>خروج</w:t>
+        <w:t>جورخ</w:t>
       </w:r>
     </w:p>
     <w:p>
@@ -130,7 +130,7 @@
           <w:b w:val="0"/>
           <w:i w:val="0"/>
         </w:rPr>
-        <w:t>اسم والدعم العائلة</w:t>
+        <w:t>ةلئاعلا معدلاو مسا</w:t>
       </w:r>
     </w:p>
     <w:p>
@@ -143,7 +143,7 @@
           <w:b w:val="0"/>
           <w:i w:val="0"/>
         </w:rPr>
-        <w:t>اسم  الجد بيانايت  مركز التواصل</w:t>
+        <w:t>لصاوتلا زكرم  تيانايب دجلا  مسا</w:t>
       </w:r>
     </w:p>
     <w:p>
@@ -156,7 +156,7 @@
           <w:b w:val="0"/>
           <w:i w:val="0"/>
         </w:rPr>
-        <w:t>اسم طلبايت األب  طلبات غري مكتملة</w:t>
+        <w:t>ةلمتكم يرغ تابلط  بلأا تيابلط مسا</w:t>
       </w:r>
     </w:p>
     <w:p>
@@ -169,7 +169,7 @@
           <w:b w:val="0"/>
           <w:i w:val="0"/>
         </w:rPr>
-        <w:t>االسم األول  الرئيسية</w:t>
+        <w:t>ةيسيئرلا  لولأا مسلاا</w:t>
       </w:r>
     </w:p>
     <w:p>
@@ -195,7 +195,7 @@
           <w:b w:val="0"/>
           <w:i w:val="0"/>
         </w:rPr>
-        <w:t>بن عباس</w:t>
+        <w:t>سابع نب</w:t>
       </w:r>
     </w:p>
     <w:p>
@@ -221,7 +221,7 @@
           <w:b w:val="0"/>
           <w:i w:val="0"/>
         </w:rPr>
-        <w:t>أسامه</w:t>
+        <w:t>هماسأ</w:t>
       </w:r>
     </w:p>
     <w:p>
@@ -247,7 +247,7 @@
           <w:b w:val="0"/>
           <w:i w:val="0"/>
         </w:rPr>
-        <w:t>الجنسية</w:t>
+        <w:t>ةيسنجلا</w:t>
       </w:r>
     </w:p>
     <w:p>
@@ -260,7 +260,7 @@
           <w:b w:val="0"/>
           <w:i w:val="0"/>
         </w:rPr>
-        <w:t>رقم الجوال</w:t>
+        <w:t>لاوجلا مقر</w:t>
       </w:r>
     </w:p>
     <w:p>
@@ -286,7 +286,7 @@
           <w:b w:val="0"/>
           <w:i w:val="0"/>
         </w:rPr>
-        <w:t>أصالة عن نفسه</w:t>
+        <w:t>هسفن نع ةلاصأ</w:t>
       </w:r>
     </w:p>
     <w:p>
@@ -299,7 +299,7 @@
           <w:b w:val="0"/>
           <w:i w:val="0"/>
         </w:rPr>
-        <w:t>المملكة العربية السعودية</w:t>
+        <w:t>ةيدوعسلا ةيبرعلا ةكلمملا</w:t>
       </w:r>
     </w:p>
     <w:p>
@@ -338,7 +338,7 @@
           <w:b w:val="0"/>
           <w:i w:val="0"/>
         </w:rPr>
-        <w:t>تفاصيل القضية</w:t>
+        <w:t>ةيضقلا ليصافت</w:t>
       </w:r>
     </w:p>
     <w:p>
@@ -351,7 +351,7 @@
           <w:b w:val="0"/>
           <w:i w:val="0"/>
         </w:rPr>
-        <w:t>المحكمة / الدائرة</w:t>
+        <w:t>ةرئادلا / ةمكحملا</w:t>
       </w:r>
     </w:p>
     <w:p>
@@ -364,7 +364,7 @@
           <w:b w:val="0"/>
           <w:i w:val="0"/>
         </w:rPr>
-        <w:t>نوع القضية</w:t>
+        <w:t>ةيضقلا عون</w:t>
       </w:r>
     </w:p>
     <w:p>
@@ -377,7 +377,7 @@
           <w:b w:val="0"/>
           <w:i w:val="0"/>
         </w:rPr>
-        <w:t>الدائرة االولى</w:t>
+        <w:t>ىلولاا ةرئادلا</w:t>
       </w:r>
     </w:p>
     <w:p>
@@ -390,7 +390,7 @@
           <w:b w:val="0"/>
           <w:i w:val="0"/>
         </w:rPr>
-        <w:t>سنة القضية</w:t>
+        <w:t>ةيضقلا ةنس</w:t>
       </w:r>
     </w:p>
     <w:p>
@@ -403,7 +403,7 @@
           <w:b w:val="0"/>
           <w:i w:val="0"/>
         </w:rPr>
-        <w:t>رقم القضية</w:t>
+        <w:t>ةيضقلا مقر</w:t>
       </w:r>
     </w:p>
     <w:p>
@@ -442,7 +442,7 @@
           <w:b w:val="0"/>
           <w:i w:val="0"/>
         </w:rPr>
-        <w:t>تفاصيل الشكوى</w:t>
+        <w:t>ىوكشلا ليصافت</w:t>
       </w:r>
     </w:p>
     <w:p>
@@ -455,7 +455,7 @@
           <w:b w:val="0"/>
           <w:i w:val="0"/>
         </w:rPr>
-        <w:t>محل الشكوى</w:t>
+        <w:t>ىوكشلا لحم</w:t>
       </w:r>
     </w:p>
     <w:p>
@@ -468,7 +468,7 @@
           <w:b w:val="0"/>
           <w:i w:val="0"/>
         </w:rPr>
-        <w:t>تتعلق بدائرة بالمحكمة</w:t>
+        <w:t>ةمكحملاب ةرئادب قلعتت</w:t>
       </w:r>
     </w:p>
     <w:p>
@@ -481,7 +481,7 @@
           <w:b w:val="0"/>
           <w:i w:val="0"/>
         </w:rPr>
-        <w:t>تفاصيل الشكوى</w:t>
+        <w:t>ىوكشلا ليصافت</w:t>
       </w:r>
     </w:p>
     <w:p>
@@ -520,7 +520,7 @@
           <w:b w:val="0"/>
           <w:i w:val="0"/>
         </w:rPr>
-        <w:t>القضية رقم ( 42824717) أتقدم بشكواي ھذه لمعاليكم الكريم ،حيث تعرضت لظلم كبير بسبب عدم قيام دائرة االستئناف الثانية بالمحكمة التجارية بجدة بدورھا</w:t>
+        <w:t>اھرودب ةدجب ةيراجتلا ةمكحملاب ةيناثلا فانئتسلاا ةرئاد مايق مدع ببسب ريبك ملظل تضرعت ثيح، ميركلا مكيلاعمل هذھ ياوكشب مدقتأ (42824717 ) مقر ةيضقلا</w:t>
       </w:r>
     </w:p>
     <w:p>
@@ -546,7 +546,7 @@
           <w:b w:val="0"/>
           <w:i w:val="0"/>
         </w:rPr>
-        <w:t>درجة، وجاء حكمھا أشبه بالقضاء بالعلم الشخصي، في غياب واضح إلعمال نظام اإلثبات ونظام المحاكم التجارية، مما ترتب عليه تمكين خصمي من االستيالء</w:t>
+        <w:t>ءلايتسلاا نم يمصخ نيكمت هيلع بترت امم ،ةيراجتلا مكاحملا ماظنو تابثلإا ماظن لامعلإ حضاو بايغ يف ،يصخشلا ملعلاب ءاضقلاب هبشأ اھمكح ءاجو ،ةجرد</w:t>
       </w:r>
     </w:p>
     <w:p>
@@ -572,7 +572,7 @@
           <w:b w:val="0"/>
           <w:i w:val="0"/>
         </w:rPr>
-        <w:t>النظام و الشريعة اإلسالمية و للمستقر عليه من مبادئ قضائية. وبالنظر لحكم االستئناف واألسباب التي بني عليھا يالحظ معاليكم أن أصحاب الفضيلة لم يشبعوا</w:t>
+        <w:t>اوعبشي مل ةليضفلا باحصأ نأ مكيلاعم ظحلاي اھيلع ينب يتلا بابسلأاو فانئتسلاا مكحل رظنلابو .ةيئاضق ئدابم نم هيلع رقتسملل و ةيملاسلإا ةعيرشلا و ماظنلا</w:t>
       </w:r>
     </w:p>
     <w:p>
@@ -585,7 +585,7 @@
           <w:b w:val="0"/>
           <w:i w:val="0"/>
         </w:rPr>
-        <w:t>القضية بحثا واستقصاء ولم ينظروا لحجم الضرر الواقع علي وكان في ھذا الحكم –إعانة للظالم على ظلمه وإھدار حقوق اآلدميين – سيما وقد أرفقت البينات</w:t>
+        <w:t>تانيبلا تقفرأ دقو اميس – نييمدلآا قوقح رادھإو هملظ ىلع ملاظلل ةناعإ– مكحلا اذھ يف ناكو يلع عقاولا ررضلا مجحل اورظني ملو ءاصقتساو اثحب ةيضقلا</w:t>
       </w:r>
     </w:p>
     <w:p>
@@ -598,7 +598,7 @@
           <w:b w:val="0"/>
           <w:i w:val="0"/>
         </w:rPr>
-        <w:t>والمستندات الموثقة التي تؤكد صحة البيع وانتفاء الغبن، ومن أھم مواطن الخلل -الذي عاب على حكم االستئناف الصادر بناء على تحيز وعدم حياد ترتب عليه</w:t>
+        <w:t>هيلع بترت دايح مدعو زيحت ىلع ءانب رداصلا فانئتسلاا مكح ىلع باع يذلا- للخلا نطاوم مھأ نمو ،نبغلا ءافتناو عيبلا ةحص دكؤت يتلا ةقثوملا تادنتسملاو</w:t>
       </w:r>
     </w:p>
     <w:p>
@@ -611,7 +611,7 @@
           <w:b w:val="0"/>
           <w:i w:val="0"/>
         </w:rPr>
-        <w:t>ضرر عظيم وظلم متحقق. كما نشير أن تفاصيل الشكوى مفصلة بالخطاب المرفق ، ونظرا لمحدودية المساحة المسموح بھا للكتابة في الموقع تم اختصار</w:t>
+        <w:t>راصتخا مت عقوملا يف ةباتكلل اھب حومسملا ةحاسملا ةيدودحمل ارظنو ، قفرملا باطخلاب ةلصفم ىوكشلا ليصافت نأ ريشن امك .ققحتم ملظو ميظع ررض</w:t>
       </w:r>
     </w:p>
     <w:p>
@@ -624,7 +624,7 @@
           <w:b w:val="0"/>
           <w:i w:val="0"/>
         </w:rPr>
-        <w:t>الشكوى.</w:t>
+        <w:t>.ىوكشلا</w:t>
       </w:r>
     </w:p>
     <w:p>
@@ -637,7 +637,7 @@
           <w:b w:val="0"/>
           <w:i w:val="0"/>
         </w:rPr>
-        <w:t>طلبات المشتيك</w:t>
+        <w:t>كيتشملا تابلط</w:t>
       </w:r>
     </w:p>
     <w:p>
@@ -650,7 +650,7 @@
           <w:b w:val="0"/>
           <w:i w:val="0"/>
         </w:rPr>
-        <w:t>المرفقات</w:t>
+        <w:t>تاقفرملا</w:t>
       </w:r>
     </w:p>
     <w:p>
@@ -676,7 +676,7 @@
           <w:b w:val="0"/>
           <w:i w:val="0"/>
         </w:rPr>
-        <w:t>القضية. خروج</w:t>
+        <w:t>جورخ .ةيضقلا</w:t>
       </w:r>
     </w:p>
     <w:p>
@@ -689,7 +689,7 @@
           <w:b w:val="0"/>
           <w:i w:val="0"/>
         </w:rPr>
-        <w:t>من مخالفات  شرعية، وتوجيه الرئيسية المحكمة  العليا طلبايت باتخاذ قرارھا  بوقف تنفيذ طلبات غري الحكم مكتملة وإلغاء كافة  آثاره ورفع بيانايت إيقاف  الخدمات مركز عني التواصل لحين إعادة والدعم الفصل في</w:t>
+        <w:t>يف لصفلا معدلاو ةداعإ نيحل لصاوتلا ينع زكرم تامدخلا  فاقيإ تيانايب عفرو هراثآ  ةفاك ءاغلإو ةلمتكم مكحلا يرغ تابلط ذيفنت فقوب  اھرارق ذاختاب تيابلط ايلعلا  ةمكحملا ةيسيئرلا هيجوتو ،ةيعرش  تافلاخم نم</w:t>
       </w:r>
     </w:p>
     <w:p>
@@ -702,7 +702,7 @@
           <w:b w:val="0"/>
           <w:i w:val="0"/>
         </w:rPr>
-        <w:t>جميع الحقوق © محفوظة للمجلس األعلى للقضاء 2024</w:t>
+        <w:t>2024 ءاضقلل ىلعلأا سلجملل ةظوفحم © قوقحلا عيمج</w:t>
       </w:r>
     </w:p>
     <w:p>

--- a/zaini_case_audit_output/outputs/word/documents/142_تفاصيل الشكوى.docx
+++ b/zaini_case_audit_output/outputs/word/documents/142_تفاصيل الشكوى.docx
@@ -104,7 +104,7 @@
           <w:b w:val="0"/>
           <w:i w:val="0"/>
         </w:rPr>
-        <w:t>بيانات مقدم الشكوى الشكوى</w:t>
+        <w:t>بيانات مقدم الشكوى</w:t>
       </w:r>
     </w:p>
     <w:p>

--- a/zaini_case_audit_output/outputs/word/documents/142_تفاصيل الشكوى.docx
+++ b/zaini_case_audit_output/outputs/word/documents/142_تفاصيل الشكوى.docx
@@ -286,7 +286,7 @@
           <w:b w:val="0"/>
           <w:i w:val="0"/>
         </w:rPr>
-        <w:t>هسفن نع ةلاصأ</w:t>
+        <w:t>أصالة عن نفسه</w:t>
       </w:r>
     </w:p>
     <w:p>
@@ -299,7 +299,7 @@
           <w:b w:val="0"/>
           <w:i w:val="0"/>
         </w:rPr>
-        <w:t>ةيدوعسلا ةيبرعلا ةكلمملا</w:t>
+        <w:t>المملكة العربية السعودية</w:t>
       </w:r>
     </w:p>
     <w:p>
@@ -403,7 +403,7 @@
           <w:b w:val="0"/>
           <w:i w:val="0"/>
         </w:rPr>
-        <w:t>ةيضقلا مقر</w:t>
+        <w:t>رقم القضية</w:t>
       </w:r>
     </w:p>
     <w:p>
@@ -598,7 +598,7 @@
           <w:b w:val="0"/>
           <w:i w:val="0"/>
         </w:rPr>
-        <w:t>هيلع بترت دايح مدعو زيحت ىلع ءانب رداصلا فانئتسلاا مكح ىلع باع يذلا- للخلا نطاوم مھأ نمو ،نبغلا ءافتناو عيبلا ةحص دكؤت يتلا ةقثوملا تادنتسملاو</w:t>
+        <w:t>والمستندات الموثقة التي تؤكد صحة البيع وانتفاء الغبن، ومن أھم مواطن الخلل -الذي عاب على حكم االستئناف الصادر بناء على تحيز وعدم حياد ترتب عليه</w:t>
       </w:r>
     </w:p>
     <w:p>

--- a/zaini_case_audit_output/outputs/word/documents/142_تفاصيل الشكوى.docx
+++ b/zaini_case_audit_output/outputs/word/documents/142_تفاصيل الشكوى.docx
@@ -70,27 +70,25 @@
     <w:p/>
     <w:p>
       <w:pPr>
+        <w:pStyle w:val="Heading2"/>
         <w:jc w:val="right"/>
         <w:bidi/>
       </w:pPr>
       <w:r>
-        <w:rPr>
-          <w:b w:val="0"/>
-          <w:i w:val="0"/>
-        </w:rPr>
-        <w:t>ءاضقلل ىلعألا سلجملا :. ةينورتكلإلا ىوكشلا ةمدخ</w:t>
+        <w:t>[المُرسَل إليه / المخاطَب والتحية] ===</w:t>
+        <w:br/>
+        <w:t>خدمة الشكوى الإلكترونية :. المجلس الأعلى للقضاء</w:t>
       </w:r>
     </w:p>
     <w:p>
       <w:pPr>
+        <w:pStyle w:val="Heading2"/>
         <w:jc w:val="right"/>
         <w:bidi/>
       </w:pPr>
       <w:r>
-        <w:rPr>
-          <w:b w:val="0"/>
-          <w:i w:val="0"/>
-        </w:rPr>
+        <w:t>[المتن الفعلي: الوقائع / الأسباب / المنطوق] ===</w:t>
+        <w:br/>
         <w:t>ةينوتركللإا نييز سابع نب دمحا نب هماسأ ابحرم</w:t>
       </w:r>
     </w:p>
@@ -265,14 +263,13 @@
     </w:p>
     <w:p>
       <w:pPr>
+        <w:pStyle w:val="Heading2"/>
         <w:jc w:val="right"/>
         <w:bidi/>
       </w:pPr>
       <w:r>
-        <w:rPr>
-          <w:b w:val="0"/>
-          <w:i w:val="0"/>
-        </w:rPr>
+        <w:t>[بيانات الأطراف: المدعي / المدعى عليه / الحاضرون] ===</w:t>
+        <w:br/>
         <w:t>رقم الهوية</w:t>
       </w:r>
     </w:p>
@@ -304,14 +301,13 @@
     </w:p>
     <w:p>
       <w:pPr>
+        <w:pStyle w:val="Heading2"/>
         <w:jc w:val="right"/>
         <w:bidi/>
       </w:pPr>
       <w:r>
-        <w:rPr>
-          <w:b w:val="0"/>
-          <w:i w:val="0"/>
-        </w:rPr>
+        <w:t>[المتن الفعلي: الوقائع / الأسباب / المنطوق] ===</w:t>
+        <w:br/>
         <w:t>0556355663</w:t>
       </w:r>
     </w:p>
@@ -442,7 +438,7 @@
           <w:b w:val="0"/>
           <w:i w:val="0"/>
         </w:rPr>
-        <w:t>ىوكشلا ليصافت</w:t>
+        <w:t>تفاصيل الشكوى</w:t>
       </w:r>
     </w:p>
     <w:p>
@@ -455,7 +451,7 @@
           <w:b w:val="0"/>
           <w:i w:val="0"/>
         </w:rPr>
-        <w:t>ىوكشلا لحم</w:t>
+        <w:t>محل الشكوى</w:t>
       </w:r>
     </w:p>
     <w:p>
@@ -481,7 +477,7 @@
           <w:b w:val="0"/>
           <w:i w:val="0"/>
         </w:rPr>
-        <w:t>ىوكشلا ليصافت</w:t>
+        <w:t>تفاصيل الشكوى</w:t>
       </w:r>
     </w:p>
     <w:p>
@@ -611,7 +607,7 @@
           <w:b w:val="0"/>
           <w:i w:val="0"/>
         </w:rPr>
-        <w:t>راصتخا مت عقوملا يف ةباتكلل اھب حومسملا ةحاسملا ةيدودحمل ارظنو ، قفرملا باطخلاب ةلصفم ىوكشلا ليصافت نأ ريشن امك .ققحتم ملظو ميظع ررض</w:t>
+        <w:t>ضرر عظيم وظلم متحقق. كما نشير أن تفاصيل الشكوى مفصلة بالخطاب المرفق ، ونظرا لمحدودية المساحة المسموح بھا للكتابة في الموقع تم اختصار</w:t>
       </w:r>
     </w:p>
     <w:p>
@@ -624,7 +620,7 @@
           <w:b w:val="0"/>
           <w:i w:val="0"/>
         </w:rPr>
-        <w:t>.ىوكشلا</w:t>
+        <w:t>الشكوى.</w:t>
       </w:r>
     </w:p>
     <w:p>
@@ -655,27 +651,25 @@
     </w:p>
     <w:p>
       <w:pPr>
+        <w:pStyle w:val="Heading2"/>
         <w:jc w:val="right"/>
         <w:bidi/>
       </w:pPr>
       <w:r>
-        <w:rPr>
-          <w:b w:val="0"/>
-          <w:i w:val="0"/>
-        </w:rPr>
+        <w:t>[الطلبات / المرفقات] ===</w:t>
+        <w:br/>
         <w:t>بناء على ما سبق أعاله ألتمس من معاليكم التوجيه بإحالة خطابي ھذا للمحكمة العليا لدراسته وتحويل ملف القضية كامال لدائرة استئناف أخرى لما شاب الحكم الشكوى اإللكرتونية مرحبا أسامه بن احمد بن عباس زيين 4 ملحق تنازل عدنان ... 3 ملحق تنازل عدنان ... 2 صك حكم نهايئ من د... 1 شكوى أسامة أحمد... # اسم الملف</w:t>
       </w:r>
     </w:p>
     <w:p>
       <w:pPr>
+        <w:pStyle w:val="Heading2"/>
         <w:jc w:val="right"/>
         <w:bidi/>
       </w:pPr>
       <w:r>
-        <w:rPr>
-          <w:b w:val="0"/>
-          <w:i w:val="0"/>
-        </w:rPr>
+        <w:t>[المتن الفعلي: الوقائع / الأسباب / المنطوق] ===</w:t>
+        <w:br/>
         <w:t>جورخ .ةيضقلا</w:t>
       </w:r>
     </w:p>
@@ -726,8 +720,28 @@
         <w:t>&lt;https://complaints.scj.gov.sa/crequest/un&gt;</w:t>
         <w:br/>
         <w:t>&lt;https://complaints.scj.gov.sa/crequest/profile&gt;</w:t>
+      </w:r>
+    </w:p>
+    <w:p>
+      <w:pPr>
+        <w:pStyle w:val="Heading2"/>
+        <w:jc w:val="right"/>
+        <w:bidi/>
+      </w:pPr>
+      <w:r>
+        <w:t>[ترويسة / كليشة رسمية — معلومات متكررة] ===</w:t>
         <w:br/>
         <w:t>&lt;https://www.scj.gov.sa/#contact&gt;</w:t>
+      </w:r>
+    </w:p>
+    <w:p>
+      <w:pPr>
+        <w:pStyle w:val="Heading2"/>
+        <w:jc w:val="right"/>
+        <w:bidi/>
+      </w:pPr>
+      <w:r>
+        <w:t>[المتن الفعلي: الوقائع / الأسباب / المنطوق] ===</w:t>
         <w:br/>
         <w:t>&lt;https://complaints.scj.gov.sa/account/logoff&gt;</w:t>
         <w:br/>
@@ -742,8 +756,28 @@
         <w:t>&lt;https://complaints.scj.gov.sa/crequest/un&gt;</w:t>
         <w:br/>
         <w:t>&lt;https://complaints.scj.gov.sa/crequest/profile&gt;</w:t>
+      </w:r>
+    </w:p>
+    <w:p>
+      <w:pPr>
+        <w:pStyle w:val="Heading2"/>
+        <w:jc w:val="right"/>
+        <w:bidi/>
+      </w:pPr>
+      <w:r>
+        <w:t>[ترويسة / كليشة رسمية — معلومات متكررة] ===</w:t>
         <w:br/>
         <w:t>&lt;https://www.scj.gov.sa/#contact&gt;</w:t>
+      </w:r>
+    </w:p>
+    <w:p>
+      <w:pPr>
+        <w:pStyle w:val="Heading2"/>
+        <w:jc w:val="right"/>
+        <w:bidi/>
+      </w:pPr>
+      <w:r>
+        <w:t>[المتن الفعلي: الوقائع / الأسباب / المنطوق] ===</w:t>
         <w:br/>
         <w:t>&lt;https://complaints.scj.gov.sa/account/logoff&gt;</w:t>
       </w:r>

--- a/zaini_case_audit_output/outputs/word/documents/142_تفاصيل الشكوى.docx
+++ b/zaini_case_audit_output/outputs/word/documents/142_تفاصيل الشكوى.docx
@@ -89,7 +89,7 @@
       <w:r>
         <w:t>[المتن الفعلي: الوقائع / الأسباب / المنطوق] ===</w:t>
         <w:br/>
-        <w:t>ةينوتركللإا نييز سابع نب دمحا نب هماسأ ابحرم</w:t>
+        <w:t>مرحبا أسامه بن احمد بن عباس زيين اإللكرتونية</w:t>
       </w:r>
     </w:p>
     <w:p>
@@ -159,27 +159,25 @@
     </w:p>
     <w:p>
       <w:pPr>
+        <w:pStyle w:val="Heading2"/>
         <w:jc w:val="right"/>
         <w:bidi/>
       </w:pPr>
       <w:r>
-        <w:rPr>
-          <w:b w:val="0"/>
-          <w:i w:val="0"/>
-        </w:rPr>
-        <w:t>ةيسيئرلا  لولأا مسلاا</w:t>
+        <w:t>[المُرسَل إليه / المخاطَب والتحية] ===</w:t>
+        <w:br/>
+        <w:t>االسم األول  الرئيسية</w:t>
       </w:r>
     </w:p>
     <w:p>
       <w:pPr>
+        <w:pStyle w:val="Heading2"/>
         <w:jc w:val="right"/>
         <w:bidi/>
       </w:pPr>
       <w:r>
-        <w:rPr>
-          <w:b w:val="0"/>
-          <w:i w:val="0"/>
-        </w:rPr>
+        <w:t>[المتن الفعلي: الوقائع / الأسباب / المنطوق] ===</w:t>
+        <w:br/>
         <w:t>زيني</w:t>
       </w:r>
     </w:p>
@@ -237,15 +235,14 @@
     </w:p>
     <w:p>
       <w:pPr>
+        <w:pStyle w:val="Heading2"/>
         <w:jc w:val="right"/>
         <w:bidi/>
       </w:pPr>
       <w:r>
-        <w:rPr>
-          <w:b w:val="0"/>
-          <w:i w:val="0"/>
-        </w:rPr>
-        <w:t>ةيسنجلا</w:t>
+        <w:t>[بيانات الأطراف: المدعي / المدعى عليه / الحاضرون] ===</w:t>
+        <w:br/>
+        <w:t>الجنسية</w:t>
       </w:r>
     </w:p>
     <w:p>
@@ -258,18 +255,19 @@
           <w:b w:val="0"/>
           <w:i w:val="0"/>
         </w:rPr>
-        <w:t>لاوجلا مقر</w:t>
+        <w:t>رقم الجوال</w:t>
       </w:r>
     </w:p>
     <w:p>
       <w:pPr>
-        <w:pStyle w:val="Heading2"/>
         <w:jc w:val="right"/>
         <w:bidi/>
       </w:pPr>
       <w:r>
-        <w:t>[بيانات الأطراف: المدعي / المدعى عليه / الحاضرون] ===</w:t>
-        <w:br/>
+        <w:rPr>
+          <w:b w:val="0"/>
+          <w:i w:val="0"/>
+        </w:rPr>
         <w:t>رقم الهوية</w:t>
       </w:r>
     </w:p>
@@ -334,7 +332,7 @@
           <w:b w:val="0"/>
           <w:i w:val="0"/>
         </w:rPr>
-        <w:t>ةيضقلا ليصافت</w:t>
+        <w:t>تفاصيل القضية</w:t>
       </w:r>
     </w:p>
     <w:p>
@@ -347,7 +345,7 @@
           <w:b w:val="0"/>
           <w:i w:val="0"/>
         </w:rPr>
-        <w:t>ةرئادلا / ةمكحملا</w:t>
+        <w:t>المحكمة / الدائرة</w:t>
       </w:r>
     </w:p>
     <w:p>
@@ -360,7 +358,7 @@
           <w:b w:val="0"/>
           <w:i w:val="0"/>
         </w:rPr>
-        <w:t>ةيضقلا عون</w:t>
+        <w:t>نوع القضية</w:t>
       </w:r>
     </w:p>
     <w:p>
@@ -386,7 +384,7 @@
           <w:b w:val="0"/>
           <w:i w:val="0"/>
         </w:rPr>
-        <w:t>ةيضقلا ةنس</w:t>
+        <w:t>سنة القضية</w:t>
       </w:r>
     </w:p>
     <w:p>
@@ -464,7 +462,7 @@
           <w:b w:val="0"/>
           <w:i w:val="0"/>
         </w:rPr>
-        <w:t>ةمكحملاب ةرئادب قلعتت</w:t>
+        <w:t>تتعلق بدائرة بالمحكمة</w:t>
       </w:r>
     </w:p>
     <w:p>
@@ -516,7 +514,7 @@
           <w:b w:val="0"/>
           <w:i w:val="0"/>
         </w:rPr>
-        <w:t>اھرودب ةدجب ةيراجتلا ةمكحملاب ةيناثلا فانئتسلاا ةرئاد مايق مدع ببسب ريبك ملظل تضرعت ثيح، ميركلا مكيلاعمل هذھ ياوكشب مدقتأ (42824717 ) مقر ةيضقلا</w:t>
+        <w:t>القضية رقم ( 42824717) أتقدم بشكواي ھذه لمعاليكم الكريم ،حيث تعرضت لظلم كبير بسبب عدم قيام دائرة االستئناف الثانية بالمحكمة التجارية بجدة بدورھا</w:t>
       </w:r>
     </w:p>
     <w:p>
@@ -542,7 +540,7 @@
           <w:b w:val="0"/>
           <w:i w:val="0"/>
         </w:rPr>
-        <w:t>ءلايتسلاا نم يمصخ نيكمت هيلع بترت امم ،ةيراجتلا مكاحملا ماظنو تابثلإا ماظن لامعلإ حضاو بايغ يف ،يصخشلا ملعلاب ءاضقلاب هبشأ اھمكح ءاجو ،ةجرد</w:t>
+        <w:t>درجة، وجاء حكمھا أشبه بالقضاء بالعلم الشخصي، في غياب واضح إلعمال نظام اإلثبات ونظام المحاكم التجارية، مما ترتب عليه تمكين خصمي من االستيالء</w:t>
       </w:r>
     </w:p>
     <w:p>
@@ -568,7 +566,7 @@
           <w:b w:val="0"/>
           <w:i w:val="0"/>
         </w:rPr>
-        <w:t>اوعبشي مل ةليضفلا باحصأ نأ مكيلاعم ظحلاي اھيلع ينب يتلا بابسلأاو فانئتسلاا مكحل رظنلابو .ةيئاضق ئدابم نم هيلع رقتسملل و ةيملاسلإا ةعيرشلا و ماظنلا</w:t>
+        <w:t>النظام و الشريعة اإلسالمية و للمستقر عليه من مبادئ قضائية. وبالنظر لحكم االستئناف واألسباب التي بني عليھا يالحظ معاليكم أن أصحاب الفضيلة لم يشبعوا</w:t>
       </w:r>
     </w:p>
     <w:p>
@@ -581,7 +579,7 @@
           <w:b w:val="0"/>
           <w:i w:val="0"/>
         </w:rPr>
-        <w:t>تانيبلا تقفرأ دقو اميس – نييمدلآا قوقح رادھإو هملظ ىلع ملاظلل ةناعإ– مكحلا اذھ يف ناكو يلع عقاولا ررضلا مجحل اورظني ملو ءاصقتساو اثحب ةيضقلا</w:t>
+        <w:t>القضية بحثا واستقصاء ولم ينظروا لحجم الضرر الواقع علي وكان في ھذا الحكم –إعانة للظالم على ظلمه وإھدار حقوق اآلدميين – سيما وقد أرفقت البينات</w:t>
       </w:r>
     </w:p>
     <w:p>
@@ -638,6 +636,18 @@
     </w:p>
     <w:p>
       <w:pPr>
+        <w:pStyle w:val="Heading2"/>
+        <w:jc w:val="right"/>
+        <w:bidi/>
+      </w:pPr>
+      <w:r>
+        <w:t>[الطلبات / المرفقات] ===</w:t>
+        <w:br/>
+        <w:t>المرفقات</w:t>
+      </w:r>
+    </w:p>
+    <w:p>
+      <w:pPr>
         <w:jc w:val="right"/>
         <w:bidi/>
       </w:pPr>
@@ -646,18 +656,6 @@
           <w:b w:val="0"/>
           <w:i w:val="0"/>
         </w:rPr>
-        <w:t>تاقفرملا</w:t>
-      </w:r>
-    </w:p>
-    <w:p>
-      <w:pPr>
-        <w:pStyle w:val="Heading2"/>
-        <w:jc w:val="right"/>
-        <w:bidi/>
-      </w:pPr>
-      <w:r>
-        <w:t>[الطلبات / المرفقات] ===</w:t>
-        <w:br/>
         <w:t>بناء على ما سبق أعاله ألتمس من معاليكم التوجيه بإحالة خطابي ھذا للمحكمة العليا لدراسته وتحويل ملف القضية كامال لدائرة استئناف أخرى لما شاب الحكم الشكوى اإللكرتونية مرحبا أسامه بن احمد بن عباس زيين 4 ملحق تنازل عدنان ... 3 ملحق تنازل عدنان ... 2 صك حكم نهايئ من د... 1 شكوى أسامة أحمد... # اسم الملف</w:t>
       </w:r>
     </w:p>
@@ -670,7 +668,7 @@
       <w:r>
         <w:t>[المتن الفعلي: الوقائع / الأسباب / المنطوق] ===</w:t>
         <w:br/>
-        <w:t>جورخ .ةيضقلا</w:t>
+        <w:t>القضية. خروج</w:t>
       </w:r>
     </w:p>
     <w:p>
@@ -683,7 +681,7 @@
           <w:b w:val="0"/>
           <w:i w:val="0"/>
         </w:rPr>
-        <w:t>يف لصفلا معدلاو ةداعإ نيحل لصاوتلا ينع زكرم تامدخلا  فاقيإ تيانايب عفرو هراثآ  ةفاك ءاغلإو ةلمتكم مكحلا يرغ تابلط ذيفنت فقوب  اھرارق ذاختاب تيابلط ايلعلا  ةمكحملا ةيسيئرلا هيجوتو ،ةيعرش  تافلاخم نم</w:t>
+        <w:t>من مخالفات  شرعية، وتوجيه الرئيسية المحكمة  العليا طلبايت باتخاذ قرارھا  بوقف تنفيذ طلبات غري الحكم مكتملة وإلغاء كافة  آثاره ورفع بيانايت إيقاف  الخدمات مركز عني التواصل لحين إعادة والدعم الفصل في</w:t>
       </w:r>
     </w:p>
     <w:p>
@@ -696,7 +694,7 @@
           <w:b w:val="0"/>
           <w:i w:val="0"/>
         </w:rPr>
-        <w:t>2024 ءاضقلل ىلعلأا سلجملل ةظوفحم © قوقحلا عيمج</w:t>
+        <w:t>جميع الحقوق © محفوظة للمجلس األعلى للقضاء 2024</w:t>
       </w:r>
     </w:p>
     <w:p>

--- a/zaini_case_audit_output/outputs/word/documents/142_تفاصيل الشكوى.docx
+++ b/zaini_case_audit_output/outputs/word/documents/142_تفاصيل الشكوى.docx
@@ -159,25 +159,27 @@
     </w:p>
     <w:p>
       <w:pPr>
-        <w:pStyle w:val="Heading2"/>
         <w:jc w:val="right"/>
         <w:bidi/>
       </w:pPr>
       <w:r>
-        <w:t>[المُرسَل إليه / المخاطَب والتحية] ===</w:t>
-        <w:br/>
-        <w:t>االسم األول  الرئيسية</w:t>
+        <w:rPr>
+          <w:b w:val="0"/>
+          <w:i w:val="0"/>
+        </w:rPr>
+        <w:t>ةيسيئرلا  لولأا مسلاا</w:t>
       </w:r>
     </w:p>
     <w:p>
       <w:pPr>
-        <w:pStyle w:val="Heading2"/>
         <w:jc w:val="right"/>
         <w:bidi/>
       </w:pPr>
       <w:r>
-        <w:t>[المتن الفعلي: الوقائع / الأسباب / المنطوق] ===</w:t>
-        <w:br/>
+        <w:rPr>
+          <w:b w:val="0"/>
+          <w:i w:val="0"/>
+        </w:rPr>
         <w:t>زيني</w:t>
       </w:r>
     </w:p>
@@ -191,7 +193,7 @@
           <w:b w:val="0"/>
           <w:i w:val="0"/>
         </w:rPr>
-        <w:t>سابع نب</w:t>
+        <w:t>بن عباس</w:t>
       </w:r>
     </w:p>
     <w:p>
@@ -217,7 +219,7 @@
           <w:b w:val="0"/>
           <w:i w:val="0"/>
         </w:rPr>
-        <w:t>هماسأ</w:t>
+        <w:t>أسامه</w:t>
       </w:r>
     </w:p>
     <w:p>
@@ -371,7 +373,7 @@
           <w:b w:val="0"/>
           <w:i w:val="0"/>
         </w:rPr>
-        <w:t>ىلولاا ةرئادلا</w:t>
+        <w:t>الدائرة االولى</w:t>
       </w:r>
     </w:p>
     <w:p>
